--- a/docs/analysis/npl_limits/out/Razbor_glavy_11_N85_v0.2.docx
+++ b/docs/analysis/npl_limits/out/Razbor_glavy_11_N85_v0.2.docx
@@ -5762,7 +5762,7 @@
           <w:sz w:val="21"/>
           <w:szCs w:val="21"/>
         </w:rPr>
-        <w:t xml:space="preserve">Сверх обычных мер надзорного реагирования (ст. 78), в форме письменного предписания: отчётность с индивидуальной периодичностью, в том числе через витрину данных (пп. 1 приостановлен до 01.01.2027); оценка финансового и имущественного состояния с посещением банка и внешними оценщиками за счёт банка; анализ устойчивости к неблагоприятным макроусловиям; требование актуализации плана восстановления; требование мер от банка, крупных участников и холдинга вплоть до докапитализации; приостановление отдельных операций и сделок внутри конгломерата; улучшение корпоративного управления и СУР.</w:t>
+        <w:t xml:space="preserve">Сверх обычных мер надзорного реагирования (ст. 78), в форме письменного предписания: отчётность с индивидуальной периодичностью, в том числе через витрину данных (пп. 1 приостановлен до 01.01.2027); оценка финансового и имущественного состояния с посещением банка и внешними оценщиками за счёт банка; анализ устойчивости к неблагоприятным макроусловиям; требование актуализации плана восстановления; требование мер от банка, крупных участников и холдинга вплоть до докапитализации; приостановление отдельных операций и сделок внутри конгломерата; улучшение корпоративного управления и СУР. Отдельно: с 01.01.2027 вводится в действие Закон № 306-VIII от 11.06.2026 с изменениями в Закон о банках — редакцию статей при работе за этим горизонтом сверять заново.</w:t>
       </w:r>
     </w:p>
     <w:tbl>
